--- a/data/revised_2026-10_full/outputs/v2/Biology/SS1.2_Chemicals_of_Life/Biology_Chemicals_of_Life_CBE_LessonSequence.docx
+++ b/data/revised_2026-10_full/outputs/v2/Biology/SS1.2_Chemicals_of_Life/Biology_Chemicals_of_Life_CBE_LessonSequence.docx
@@ -2378,7 +2378,7 @@
         </w:rPr>
         <w:t xml:space="preserve">© 2026 SeaVuria and ARES. This work is licensed under a </w:t>
       </w:r>
-      <w:hyperlink w:history="1" r:id="rIdvj0dnj6bn9vtl9g6r7sad">
+      <w:hyperlink w:history="1" r:id="rIdatigkcin7xygkluc21p61">
         <w:r>
           <w:rPr>
             <w:rFonts w:ascii="Arial" w:cs="Arial" w:eastAsia="Arial" w:hAnsi="Arial"/>
@@ -2398,7 +2398,7 @@
         </w:rPr>
         <w:t xml:space="preserve"> (</w:t>
       </w:r>
-      <w:hyperlink w:history="1" r:id="rId8lishit0a2plcrwqzws6v">
+      <w:hyperlink w:history="1" r:id="rId67ljy67sab2wswxto7bsp">
         <w:r>
           <w:rPr>
             <w:rFonts w:ascii="Arial" w:cs="Arial" w:eastAsia="Arial" w:hAnsi="Arial"/>
@@ -2418,7 +2418,7 @@
         </w:rPr>
         <w:t xml:space="preserve">). To view a copy of this license, visit </w:t>
       </w:r>
-      <w:hyperlink w:history="1" r:id="rId_b8uxl0mqadbigx6uy3gx">
+      <w:hyperlink w:history="1" r:id="rIdkdmwdw4augja4-ojqfblr">
         <w:r>
           <w:rPr>
             <w:rFonts w:ascii="Arial" w:cs="Arial" w:eastAsia="Arial" w:hAnsi="Arial"/>
@@ -3457,7 +3457,7 @@
             <w:pPr>
               <w:spacing w:after="20" w:before="0"/>
             </w:pPr>
-            <w:hyperlink w:history="1" r:id="rIdtjmvide4tdwk49-vnnlgx">
+            <w:hyperlink w:history="1" r:id="rId7uv2hqp4tjrkg1gypahdx">
               <w:r>
                 <w:rPr>
                   <w:rFonts w:ascii="Arial" w:cs="Arial" w:eastAsia="Arial" w:hAnsi="Arial"/>
@@ -3490,7 +3490,7 @@
               <w:spacing w:after="10" w:before="0"/>
               <w:ind w:left="120"/>
             </w:pPr>
-            <w:hyperlink w:history="1" r:id="rIdhzm65cwvnhnq8o9fd_dvx">
+            <w:hyperlink w:history="1" r:id="rId7n7hzgi1jgzkusoopwxps">
               <w:r>
                 <w:rPr>
                   <w:rFonts w:ascii="Arial" w:cs="Arial" w:eastAsia="Arial" w:hAnsi="Arial"/>
@@ -3552,7 +3552,7 @@
               <w:spacing w:after="10" w:before="0"/>
               <w:ind w:left="120"/>
             </w:pPr>
-            <w:hyperlink w:history="1" r:id="rId3rkvozj0-pvx4vvku8s8y">
+            <w:hyperlink w:history="1" r:id="rIdyg8doiohrszi3qmzdh3up">
               <w:r>
                 <w:rPr>
                   <w:rFonts w:ascii="Arial" w:cs="Arial" w:eastAsia="Arial" w:hAnsi="Arial"/>
@@ -3767,7 +3767,7 @@
             <w:pPr>
               <w:spacing w:after="20" w:before="0"/>
             </w:pPr>
-            <w:hyperlink w:history="1" r:id="rIdy8j4adoetwud5wju0dhyh">
+            <w:hyperlink w:history="1" r:id="rIdib4x5gvveog7hblz16mvc">
               <w:r>
                 <w:rPr>
                   <w:rFonts w:ascii="Arial" w:cs="Arial" w:eastAsia="Arial" w:hAnsi="Arial"/>
@@ -3800,7 +3800,7 @@
               <w:spacing w:after="10" w:before="0"/>
               <w:ind w:left="120"/>
             </w:pPr>
-            <w:hyperlink w:history="1" r:id="rIdqm8k8lobhtarwj_duxd47">
+            <w:hyperlink w:history="1" r:id="rId8wpv6mvixpuyp72wgbp4e">
               <w:r>
                 <w:rPr>
                   <w:rFonts w:ascii="Arial" w:cs="Arial" w:eastAsia="Arial" w:hAnsi="Arial"/>
@@ -3862,7 +3862,7 @@
               <w:spacing w:after="10" w:before="0"/>
               <w:ind w:left="120"/>
             </w:pPr>
-            <w:hyperlink w:history="1" r:id="rIdpgz6yuftnkmy3m9xq1nrq">
+            <w:hyperlink w:history="1" r:id="rId6vnb0kazwcpi4lkmkwsx1">
               <w:r>
                 <w:rPr>
                   <w:rFonts w:ascii="Arial" w:cs="Arial" w:eastAsia="Arial" w:hAnsi="Arial"/>
@@ -4077,7 +4077,7 @@
             <w:pPr>
               <w:spacing w:after="20" w:before="0"/>
             </w:pPr>
-            <w:hyperlink w:history="1" r:id="rIdh7fmoy_domb-iq2fu06-h">
+            <w:hyperlink w:history="1" r:id="rIdj-o2imryofrrm4mldtaby">
               <w:r>
                 <w:rPr>
                   <w:rFonts w:ascii="Arial" w:cs="Arial" w:eastAsia="Arial" w:hAnsi="Arial"/>
@@ -4126,7 +4126,7 @@
               <w:spacing w:after="10" w:before="0"/>
               <w:ind w:left="120"/>
             </w:pPr>
-            <w:hyperlink w:history="1" r:id="rIdmdcq9wx_xv8deskr_tilw">
+            <w:hyperlink w:history="1" r:id="rIdv719eod2x84wriaidvh9x">
               <w:r>
                 <w:rPr>
                   <w:rFonts w:ascii="Arial" w:cs="Arial" w:eastAsia="Arial" w:hAnsi="Arial"/>
@@ -4188,7 +4188,7 @@
               <w:spacing w:after="10" w:before="0"/>
               <w:ind w:left="120"/>
             </w:pPr>
-            <w:hyperlink w:history="1" r:id="rIddbnior4sj56wiz5zv5nl-">
+            <w:hyperlink w:history="1" r:id="rIdzpqwgbqbpc9w_hw5e5bn5">
               <w:r>
                 <w:rPr>
                   <w:rFonts w:ascii="Arial" w:cs="Arial" w:eastAsia="Arial" w:hAnsi="Arial"/>
@@ -4403,7 +4403,7 @@
             <w:pPr>
               <w:spacing w:after="20" w:before="0"/>
             </w:pPr>
-            <w:hyperlink w:history="1" r:id="rIdxwyab4not3pxm6jhpsbge">
+            <w:hyperlink w:history="1" r:id="rIdy431ojk-kfaftidxi6mz5">
               <w:r>
                 <w:rPr>
                   <w:rFonts w:ascii="Arial" w:cs="Arial" w:eastAsia="Arial" w:hAnsi="Arial"/>
@@ -4436,7 +4436,7 @@
               <w:spacing w:after="10" w:before="0"/>
               <w:ind w:left="120"/>
             </w:pPr>
-            <w:hyperlink w:history="1" r:id="rIddf5ikmlf9ko22mvzfimlo">
+            <w:hyperlink w:history="1" r:id="rIdbf9phyz-genprfccf1jsy">
               <w:r>
                 <w:rPr>
                   <w:rFonts w:ascii="Arial" w:cs="Arial" w:eastAsia="Arial" w:hAnsi="Arial"/>
@@ -4498,7 +4498,7 @@
               <w:spacing w:after="10" w:before="0"/>
               <w:ind w:left="120"/>
             </w:pPr>
-            <w:hyperlink w:history="1" r:id="rIdp4dofzy7rzq8qvqaxlt_a">
+            <w:hyperlink w:history="1" r:id="rIdbclfcpnryexgbcgya6wvy">
               <w:r>
                 <w:rPr>
                   <w:rFonts w:ascii="Arial" w:cs="Arial" w:eastAsia="Arial" w:hAnsi="Arial"/>
@@ -4713,7 +4713,7 @@
             <w:pPr>
               <w:spacing w:after="20" w:before="0"/>
             </w:pPr>
-            <w:hyperlink w:history="1" r:id="rIdujfz7bd60ihoyynqxasow">
+            <w:hyperlink w:history="1" r:id="rId7emd2p6irfqgcrazz-2bv">
               <w:r>
                 <w:rPr>
                   <w:rFonts w:ascii="Arial" w:cs="Arial" w:eastAsia="Arial" w:hAnsi="Arial"/>
@@ -4746,7 +4746,7 @@
               <w:spacing w:after="10" w:before="0"/>
               <w:ind w:left="120"/>
             </w:pPr>
-            <w:hyperlink w:history="1" r:id="rIdfrz8qhwn0bxe3yuqnp9p5">
+            <w:hyperlink w:history="1" r:id="rIdqhperv7j5yvuepqqsyeyw">
               <w:r>
                 <w:rPr>
                   <w:rFonts w:ascii="Arial" w:cs="Arial" w:eastAsia="Arial" w:hAnsi="Arial"/>
@@ -4808,7 +4808,7 @@
               <w:spacing w:after="10" w:before="0"/>
               <w:ind w:left="120"/>
             </w:pPr>
-            <w:hyperlink w:history="1" r:id="rId878gi3_dhe-kagqo1mavp">
+            <w:hyperlink w:history="1" r:id="rIdsrsauazs2oqb9-z9hsa40">
               <w:r>
                 <w:rPr>
                   <w:rFonts w:ascii="Arial" w:cs="Arial" w:eastAsia="Arial" w:hAnsi="Arial"/>
@@ -5348,7 +5348,7 @@
         </w:rPr>
         <w:t xml:space="preserve">© 2026 SeaVuria and ARES. Aligned with KICD objectives. Developed by SeaVuria; technical implementation by ARES (with AI assistance from Claude). Licensed under </w:t>
       </w:r>
-      <w:hyperlink w:history="1" r:id="rIdcn_g-mrh9c7u4sva-qkx9">
+      <w:hyperlink w:history="1" r:id="rIdbormbnwnzjszd_xwjr7ln">
         <w:r>
           <w:rPr>
             <w:rFonts w:ascii="Arial" w:cs="Arial" w:eastAsia="Arial" w:hAnsi="Arial"/>
@@ -5369,7 +5369,7 @@
         </w:rPr>
         <w:t xml:space="preserve"> (</w:t>
       </w:r>
-      <w:hyperlink w:history="1" r:id="rIdogo-ahqdfubj5eebg6oxf">
+      <w:hyperlink w:history="1" r:id="rIdm3g1adyxsvvj0saytey_o">
         <w:r>
           <w:rPr>
             <w:rFonts w:ascii="Arial" w:cs="Arial" w:eastAsia="Arial" w:hAnsi="Arial"/>
@@ -6409,7 +6409,7 @@
             <w:pPr>
               <w:spacing w:after="20" w:before="0"/>
             </w:pPr>
-            <w:hyperlink w:history="1" r:id="rIdaxpx0blwiyr68q5lia91q">
+            <w:hyperlink w:history="1" r:id="rIdlj2oerptuxmg14b0uk7fm">
               <w:r>
                 <w:rPr>
                   <w:rFonts w:ascii="Arial" w:cs="Arial" w:eastAsia="Arial" w:hAnsi="Arial"/>
@@ -6442,7 +6442,7 @@
               <w:spacing w:after="10" w:before="0"/>
               <w:ind w:left="120"/>
             </w:pPr>
-            <w:hyperlink w:history="1" r:id="rIdeq7xl7sbq_i1ifywfmgkp">
+            <w:hyperlink w:history="1" r:id="rId007p1foqfl0uuvngz5w5e">
               <w:r>
                 <w:rPr>
                   <w:rFonts w:ascii="Arial" w:cs="Arial" w:eastAsia="Arial" w:hAnsi="Arial"/>
@@ -6487,7 +6487,7 @@
             <w:pPr>
               <w:spacing w:after="20" w:before="0"/>
             </w:pPr>
-            <w:hyperlink w:history="1" r:id="rIdxstq-pfzwrgohqj9fqgnz">
+            <w:hyperlink w:history="1" r:id="rIdriyaerwnghcd-o96u6j06">
               <w:r>
                 <w:rPr>
                   <w:rFonts w:ascii="Arial" w:cs="Arial" w:eastAsia="Arial" w:hAnsi="Arial"/>
@@ -6520,7 +6520,7 @@
               <w:spacing w:after="10" w:before="0"/>
               <w:ind w:left="120"/>
             </w:pPr>
-            <w:hyperlink w:history="1" r:id="rIdv7tuzkhxvkpilakdkfusx">
+            <w:hyperlink w:history="1" r:id="rIdbm3ct4laviizcoajlxh8s">
               <w:r>
                 <w:rPr>
                   <w:rFonts w:ascii="Arial" w:cs="Arial" w:eastAsia="Arial" w:hAnsi="Arial"/>
@@ -6720,7 +6720,7 @@
             <w:pPr>
               <w:spacing w:after="20" w:before="0"/>
             </w:pPr>
-            <w:hyperlink w:history="1" r:id="rId-yrxbouergqkutasbc7yo">
+            <w:hyperlink w:history="1" r:id="rIdf6d602nfkyuacp8puh2nm">
               <w:r>
                 <w:rPr>
                   <w:rFonts w:ascii="Arial" w:cs="Arial" w:eastAsia="Arial" w:hAnsi="Arial"/>
@@ -6753,7 +6753,7 @@
               <w:spacing w:after="10" w:before="0"/>
               <w:ind w:left="120"/>
             </w:pPr>
-            <w:hyperlink w:history="1" r:id="rIdmgvnob2y2etsvyfurvm5w">
+            <w:hyperlink w:history="1" r:id="rIdll82flsutv_9sboyqfkuy">
               <w:r>
                 <w:rPr>
                   <w:rFonts w:ascii="Arial" w:cs="Arial" w:eastAsia="Arial" w:hAnsi="Arial"/>
@@ -6798,7 +6798,7 @@
             <w:pPr>
               <w:spacing w:after="20" w:before="0"/>
             </w:pPr>
-            <w:hyperlink w:history="1" r:id="rIdnojkyaosvk0jtaitg9eyl">
+            <w:hyperlink w:history="1" r:id="rIdoiex3fgjkbasukjo6sodz">
               <w:r>
                 <w:rPr>
                   <w:rFonts w:ascii="Arial" w:cs="Arial" w:eastAsia="Arial" w:hAnsi="Arial"/>
@@ -6831,7 +6831,7 @@
               <w:spacing w:after="10" w:before="0"/>
               <w:ind w:left="120"/>
             </w:pPr>
-            <w:hyperlink w:history="1" r:id="rIdwu0usidvzbj6zn-uevpah">
+            <w:hyperlink w:history="1" r:id="rIdzye4lrjozijcwt1yh8vsz">
               <w:r>
                 <w:rPr>
                   <w:rFonts w:ascii="Arial" w:cs="Arial" w:eastAsia="Arial" w:hAnsi="Arial"/>
@@ -7031,7 +7031,7 @@
             <w:pPr>
               <w:spacing w:after="20" w:before="0"/>
             </w:pPr>
-            <w:hyperlink w:history="1" r:id="rIdglghu0sc8-ffwmguguucj">
+            <w:hyperlink w:history="1" r:id="rIdqq2l_d7nzu4irgks3mzsc">
               <w:r>
                 <w:rPr>
                   <w:rFonts w:ascii="Arial" w:cs="Arial" w:eastAsia="Arial" w:hAnsi="Arial"/>
@@ -7080,7 +7080,7 @@
               <w:spacing w:after="10" w:before="0"/>
               <w:ind w:left="120"/>
             </w:pPr>
-            <w:hyperlink w:history="1" r:id="rId5lcdzjpytgzgnqrmlpgqp">
+            <w:hyperlink w:history="1" r:id="rId2ehef-rtraiocwbabwplj">
               <w:r>
                 <w:rPr>
                   <w:rFonts w:ascii="Arial" w:cs="Arial" w:eastAsia="Arial" w:hAnsi="Arial"/>
@@ -7125,7 +7125,7 @@
             <w:pPr>
               <w:spacing w:after="20" w:before="0"/>
             </w:pPr>
-            <w:hyperlink w:history="1" r:id="rId4bzrfpodmm8qbu39-lohm">
+            <w:hyperlink w:history="1" r:id="rId07vhmiidy45ww1vzkpymg">
               <w:r>
                 <w:rPr>
                   <w:rFonts w:ascii="Arial" w:cs="Arial" w:eastAsia="Arial" w:hAnsi="Arial"/>
@@ -7158,7 +7158,7 @@
               <w:spacing w:after="10" w:before="0"/>
               <w:ind w:left="120"/>
             </w:pPr>
-            <w:hyperlink w:history="1" r:id="rIdzrrxo83sam18wg1fhsuw_">
+            <w:hyperlink w:history="1" r:id="rId8zyqi-e9vpxlloanj50an">
               <w:r>
                 <w:rPr>
                   <w:rFonts w:ascii="Arial" w:cs="Arial" w:eastAsia="Arial" w:hAnsi="Arial"/>
@@ -7358,7 +7358,7 @@
             <w:pPr>
               <w:spacing w:after="20" w:before="0"/>
             </w:pPr>
-            <w:hyperlink w:history="1" r:id="rIdpmdjzx4cy8tcjiaa-clpu">
+            <w:hyperlink w:history="1" r:id="rIdh8uiju7fq1rugtgwk2ibn">
               <w:r>
                 <w:rPr>
                   <w:rFonts w:ascii="Arial" w:cs="Arial" w:eastAsia="Arial" w:hAnsi="Arial"/>
@@ -7407,7 +7407,7 @@
               <w:spacing w:after="10" w:before="0"/>
               <w:ind w:left="120"/>
             </w:pPr>
-            <w:hyperlink w:history="1" r:id="rIdfo5cjg9o1o7whutgmqwct">
+            <w:hyperlink w:history="1" r:id="rIdsteed_vppkpu7no7cd0_l">
               <w:r>
                 <w:rPr>
                   <w:rFonts w:ascii="Arial" w:cs="Arial" w:eastAsia="Arial" w:hAnsi="Arial"/>
@@ -7452,7 +7452,7 @@
             <w:pPr>
               <w:spacing w:after="20" w:before="0"/>
             </w:pPr>
-            <w:hyperlink w:history="1" r:id="rIdm5-fhbxburmppuqlkbwdj">
+            <w:hyperlink w:history="1" r:id="rIdlzmjcfblfdwkfp2dzl29i">
               <w:r>
                 <w:rPr>
                   <w:rFonts w:ascii="Arial" w:cs="Arial" w:eastAsia="Arial" w:hAnsi="Arial"/>
@@ -7485,7 +7485,7 @@
               <w:spacing w:after="10" w:before="0"/>
               <w:ind w:left="120"/>
             </w:pPr>
-            <w:hyperlink w:history="1" r:id="rIdcxnlczpsecpheefzi8i5x">
+            <w:hyperlink w:history="1" r:id="rIdg1h7togpsdxkprde7onvr">
               <w:r>
                 <w:rPr>
                   <w:rFonts w:ascii="Arial" w:cs="Arial" w:eastAsia="Arial" w:hAnsi="Arial"/>
@@ -7685,7 +7685,7 @@
             <w:pPr>
               <w:spacing w:after="20" w:before="0"/>
             </w:pPr>
-            <w:hyperlink w:history="1" r:id="rIdiywne34kd49dc5mz-nx4-">
+            <w:hyperlink w:history="1" r:id="rId5kgj4-fvgkvuegtwxgxvo">
               <w:r>
                 <w:rPr>
                   <w:rFonts w:ascii="Arial" w:cs="Arial" w:eastAsia="Arial" w:hAnsi="Arial"/>
@@ -7734,7 +7734,7 @@
               <w:spacing w:after="10" w:before="0"/>
               <w:ind w:left="120"/>
             </w:pPr>
-            <w:hyperlink w:history="1" r:id="rIdvhrisbdsxn8d2svtjwqsu">
+            <w:hyperlink w:history="1" r:id="rIdwj9ulni3r0meibksjxlld">
               <w:r>
                 <w:rPr>
                   <w:rFonts w:ascii="Arial" w:cs="Arial" w:eastAsia="Arial" w:hAnsi="Arial"/>
@@ -7779,7 +7779,7 @@
             <w:pPr>
               <w:spacing w:after="20" w:before="0"/>
             </w:pPr>
-            <w:hyperlink w:history="1" r:id="rIdb48ar9knrgy4_dqcylywh">
+            <w:hyperlink w:history="1" r:id="rIdoa5re_wtpoi4mpyoh2kfy">
               <w:r>
                 <w:rPr>
                   <w:rFonts w:ascii="Arial" w:cs="Arial" w:eastAsia="Arial" w:hAnsi="Arial"/>
@@ -7812,7 +7812,7 @@
               <w:spacing w:after="10" w:before="0"/>
               <w:ind w:left="120"/>
             </w:pPr>
-            <w:hyperlink w:history="1" r:id="rIdr627koxwsjv1dvn0ldnu-">
+            <w:hyperlink w:history="1" r:id="rIdmupcdg7xpffh92q1lnaln">
               <w:r>
                 <w:rPr>
                   <w:rFonts w:ascii="Arial" w:cs="Arial" w:eastAsia="Arial" w:hAnsi="Arial"/>
@@ -8337,7 +8337,7 @@
         </w:rPr>
         <w:t xml:space="preserve">© 2026 SeaVuria and ARES. Aligned with KICD objectives. Developed by SeaVuria; technical implementation by ARES (with AI assistance from Claude). Licensed under </w:t>
       </w:r>
-      <w:hyperlink w:history="1" r:id="rIdgfndsrsrp9vlgi3zylo0r">
+      <w:hyperlink w:history="1" r:id="rIdtiwanu1exojtpm3oejuoy">
         <w:r>
           <w:rPr>
             <w:rFonts w:ascii="Arial" w:cs="Arial" w:eastAsia="Arial" w:hAnsi="Arial"/>
@@ -8358,7 +8358,7 @@
         </w:rPr>
         <w:t xml:space="preserve"> (</w:t>
       </w:r>
-      <w:hyperlink w:history="1" r:id="rIdih47jee1rk-zpkqhgjdlu">
+      <w:hyperlink w:history="1" r:id="rIdylbvk1-1qov_ft3eeuqqj">
         <w:r>
           <w:rPr>
             <w:rFonts w:ascii="Arial" w:cs="Arial" w:eastAsia="Arial" w:hAnsi="Arial"/>
@@ -9398,7 +9398,7 @@
             <w:pPr>
               <w:spacing w:after="20" w:before="0"/>
             </w:pPr>
-            <w:hyperlink w:history="1" r:id="rIdw-nayswtb6nizfq832pkp">
+            <w:hyperlink w:history="1" r:id="rId7y9p0lvxbjq0qw1pchiz5">
               <w:r>
                 <w:rPr>
                   <w:rFonts w:ascii="Arial" w:cs="Arial" w:eastAsia="Arial" w:hAnsi="Arial"/>
@@ -9431,7 +9431,7 @@
               <w:spacing w:after="10" w:before="0"/>
               <w:ind w:left="120"/>
             </w:pPr>
-            <w:hyperlink w:history="1" r:id="rIdfdlilaaw2ny6lztyfmecd">
+            <w:hyperlink w:history="1" r:id="rIdtux9ge_hvid7yiy3xdtat">
               <w:r>
                 <w:rPr>
                   <w:rFonts w:ascii="Arial" w:cs="Arial" w:eastAsia="Arial" w:hAnsi="Arial"/>
@@ -9476,7 +9476,7 @@
             <w:pPr>
               <w:spacing w:after="20" w:before="0"/>
             </w:pPr>
-            <w:hyperlink w:history="1" r:id="rIdza1tez35pxneom-j_0m53">
+            <w:hyperlink w:history="1" r:id="rIdvis519e7k734tvvm_d6l9">
               <w:r>
                 <w:rPr>
                   <w:rFonts w:ascii="Arial" w:cs="Arial" w:eastAsia="Arial" w:hAnsi="Arial"/>
@@ -9509,7 +9509,7 @@
               <w:spacing w:after="10" w:before="0"/>
               <w:ind w:left="120"/>
             </w:pPr>
-            <w:hyperlink w:history="1" r:id="rIdr4vda9exsxblffnbwxohp">
+            <w:hyperlink w:history="1" r:id="rIdzpn4gy-3n2pk65jzrq9_y">
               <w:r>
                 <w:rPr>
                   <w:rFonts w:ascii="Arial" w:cs="Arial" w:eastAsia="Arial" w:hAnsi="Arial"/>
@@ -9709,7 +9709,7 @@
             <w:pPr>
               <w:spacing w:after="20" w:before="0"/>
             </w:pPr>
-            <w:hyperlink w:history="1" r:id="rIdydidmfh8qyk6lltpmyv-z">
+            <w:hyperlink w:history="1" r:id="rIdddzw7q2vi9f7ru1iithll">
               <w:r>
                 <w:rPr>
                   <w:rFonts w:ascii="Arial" w:cs="Arial" w:eastAsia="Arial" w:hAnsi="Arial"/>
@@ -9742,7 +9742,7 @@
               <w:spacing w:after="10" w:before="0"/>
               <w:ind w:left="120"/>
             </w:pPr>
-            <w:hyperlink w:history="1" r:id="rId2qrl3dvpqrdexrypbouwy">
+            <w:hyperlink w:history="1" r:id="rIdypdhknqkacqel234dbuuv">
               <w:r>
                 <w:rPr>
                   <w:rFonts w:ascii="Arial" w:cs="Arial" w:eastAsia="Arial" w:hAnsi="Arial"/>
@@ -9787,7 +9787,7 @@
             <w:pPr>
               <w:spacing w:after="20" w:before="0"/>
             </w:pPr>
-            <w:hyperlink w:history="1" r:id="rIdm8wvnxvilw0dbeuxvfu3-">
+            <w:hyperlink w:history="1" r:id="rId8tgwwpyb-dx9ng1eu02ok">
               <w:r>
                 <w:rPr>
                   <w:rFonts w:ascii="Arial" w:cs="Arial" w:eastAsia="Arial" w:hAnsi="Arial"/>
@@ -9820,7 +9820,7 @@
               <w:spacing w:after="10" w:before="0"/>
               <w:ind w:left="120"/>
             </w:pPr>
-            <w:hyperlink w:history="1" r:id="rIdu_txujho1g-j7btf6q4r-">
+            <w:hyperlink w:history="1" r:id="rIdvhhl4ahkgjo33i649ingr">
               <w:r>
                 <w:rPr>
                   <w:rFonts w:ascii="Arial" w:cs="Arial" w:eastAsia="Arial" w:hAnsi="Arial"/>
@@ -10020,7 +10020,7 @@
             <w:pPr>
               <w:spacing w:after="20" w:before="0"/>
             </w:pPr>
-            <w:hyperlink w:history="1" r:id="rIdfgjrkme1ote1w2xiqzapn">
+            <w:hyperlink w:history="1" r:id="rIdd5tilsxatjj43geyfmcsx">
               <w:r>
                 <w:rPr>
                   <w:rFonts w:ascii="Arial" w:cs="Arial" w:eastAsia="Arial" w:hAnsi="Arial"/>
@@ -10053,7 +10053,7 @@
               <w:spacing w:after="10" w:before="0"/>
               <w:ind w:left="120"/>
             </w:pPr>
-            <w:hyperlink w:history="1" r:id="rIdfmx8g17yd1pt0hpuwfols">
+            <w:hyperlink w:history="1" r:id="rIdgmug5gjn0m6frcrzypdj1">
               <w:r>
                 <w:rPr>
                   <w:rFonts w:ascii="Arial" w:cs="Arial" w:eastAsia="Arial" w:hAnsi="Arial"/>
@@ -10098,7 +10098,7 @@
             <w:pPr>
               <w:spacing w:after="20" w:before="0"/>
             </w:pPr>
-            <w:hyperlink w:history="1" r:id="rIdhejt6mji9zoxjoffrpc5_">
+            <w:hyperlink w:history="1" r:id="rId_impndidmgnmlfodhjexe">
               <w:r>
                 <w:rPr>
                   <w:rFonts w:ascii="Arial" w:cs="Arial" w:eastAsia="Arial" w:hAnsi="Arial"/>
@@ -10131,7 +10131,7 @@
               <w:spacing w:after="10" w:before="0"/>
               <w:ind w:left="120"/>
             </w:pPr>
-            <w:hyperlink w:history="1" r:id="rIdylusbbxs3se-uriydtdr9">
+            <w:hyperlink w:history="1" r:id="rIdlikh4ep-1tia0yamaw58r">
               <w:r>
                 <w:rPr>
                   <w:rFonts w:ascii="Arial" w:cs="Arial" w:eastAsia="Arial" w:hAnsi="Arial"/>
@@ -10331,7 +10331,7 @@
             <w:pPr>
               <w:spacing w:after="20" w:before="0"/>
             </w:pPr>
-            <w:hyperlink w:history="1" r:id="rIdctdvnwf-gntfrd9-znrvc">
+            <w:hyperlink w:history="1" r:id="rIdzoh2ladupc12erkfx6l3l">
               <w:r>
                 <w:rPr>
                   <w:rFonts w:ascii="Arial" w:cs="Arial" w:eastAsia="Arial" w:hAnsi="Arial"/>
@@ -10364,7 +10364,7 @@
               <w:spacing w:after="10" w:before="0"/>
               <w:ind w:left="120"/>
             </w:pPr>
-            <w:hyperlink w:history="1" r:id="rIdncu0zrjzcvskox5beq05w">
+            <w:hyperlink w:history="1" r:id="rIdzedtfuqlrsjyf3e9arpgn">
               <w:r>
                 <w:rPr>
                   <w:rFonts w:ascii="Arial" w:cs="Arial" w:eastAsia="Arial" w:hAnsi="Arial"/>
@@ -10409,7 +10409,7 @@
             <w:pPr>
               <w:spacing w:after="20" w:before="0"/>
             </w:pPr>
-            <w:hyperlink w:history="1" r:id="rIdlnuqpzycuqm1vzkllmlrq">
+            <w:hyperlink w:history="1" r:id="rIdjmm34p1tzsjcrkywp1-nl">
               <w:r>
                 <w:rPr>
                   <w:rFonts w:ascii="Arial" w:cs="Arial" w:eastAsia="Arial" w:hAnsi="Arial"/>
@@ -10442,7 +10442,7 @@
               <w:spacing w:after="10" w:before="0"/>
               <w:ind w:left="120"/>
             </w:pPr>
-            <w:hyperlink w:history="1" r:id="rIdrosqojijjisfrxykpihvo">
+            <w:hyperlink w:history="1" r:id="rIdth_kazeefkdtzmkxommnl">
               <w:r>
                 <w:rPr>
                   <w:rFonts w:ascii="Arial" w:cs="Arial" w:eastAsia="Arial" w:hAnsi="Arial"/>
@@ -10642,7 +10642,7 @@
             <w:pPr>
               <w:spacing w:after="20" w:before="0"/>
             </w:pPr>
-            <w:hyperlink w:history="1" r:id="rId-5bw_rdyen8aoy66heseo">
+            <w:hyperlink w:history="1" r:id="rIdfgmeadekkxd10z_aw5ok5">
               <w:r>
                 <w:rPr>
                   <w:rFonts w:ascii="Arial" w:cs="Arial" w:eastAsia="Arial" w:hAnsi="Arial"/>
@@ -10691,7 +10691,7 @@
               <w:spacing w:after="10" w:before="0"/>
               <w:ind w:left="120"/>
             </w:pPr>
-            <w:hyperlink w:history="1" r:id="rIdxkjv3cxmgtwj8alav1y4j">
+            <w:hyperlink w:history="1" r:id="rIdeo4kd3mgav45wyeisjpim">
               <w:r>
                 <w:rPr>
                   <w:rFonts w:ascii="Arial" w:cs="Arial" w:eastAsia="Arial" w:hAnsi="Arial"/>
@@ -10736,7 +10736,7 @@
             <w:pPr>
               <w:spacing w:after="20" w:before="0"/>
             </w:pPr>
-            <w:hyperlink w:history="1" r:id="rIdnqj5fcbeia4wjffwgk-jb">
+            <w:hyperlink w:history="1" r:id="rIdnetnajd2cvumllzndtvhq">
               <w:r>
                 <w:rPr>
                   <w:rFonts w:ascii="Arial" w:cs="Arial" w:eastAsia="Arial" w:hAnsi="Arial"/>
@@ -10769,7 +10769,7 @@
               <w:spacing w:after="10" w:before="0"/>
               <w:ind w:left="120"/>
             </w:pPr>
-            <w:hyperlink w:history="1" r:id="rId6c16ydnejx9bpkmhzo4gz">
+            <w:hyperlink w:history="1" r:id="rIdxt0iuuufhjtyhbbgnhp5i">
               <w:r>
                 <w:rPr>
                   <w:rFonts w:ascii="Arial" w:cs="Arial" w:eastAsia="Arial" w:hAnsi="Arial"/>
@@ -11294,7 +11294,7 @@
         </w:rPr>
         <w:t xml:space="preserve">© 2026 SeaVuria and ARES. Aligned with KICD objectives. Developed by SeaVuria; technical implementation by ARES (with AI assistance from Claude). Licensed under </w:t>
       </w:r>
-      <w:hyperlink w:history="1" r:id="rIdaajvcx4hcfcizbnainqf1">
+      <w:hyperlink w:history="1" r:id="rId-iqzma_g9kxckr0jjdagn">
         <w:r>
           <w:rPr>
             <w:rFonts w:ascii="Arial" w:cs="Arial" w:eastAsia="Arial" w:hAnsi="Arial"/>
@@ -11315,7 +11315,7 @@
         </w:rPr>
         <w:t xml:space="preserve"> (</w:t>
       </w:r>
-      <w:hyperlink w:history="1" r:id="rIdheelntodcap-u_-x7v5xl">
+      <w:hyperlink w:history="1" r:id="rIdv-pkpho5zvrdqbtldh-oo">
         <w:r>
           <w:rPr>
             <w:rFonts w:ascii="Arial" w:cs="Arial" w:eastAsia="Arial" w:hAnsi="Arial"/>
@@ -12355,7 +12355,7 @@
             <w:pPr>
               <w:spacing w:after="20" w:before="0"/>
             </w:pPr>
-            <w:hyperlink w:history="1" r:id="rIduiomxuq4hjg9q7qi_tafw">
+            <w:hyperlink w:history="1" r:id="rIdzxqjvowdn55hwfrouoahe">
               <w:r>
                 <w:rPr>
                   <w:rFonts w:ascii="Arial" w:cs="Arial" w:eastAsia="Arial" w:hAnsi="Arial"/>
@@ -12388,7 +12388,7 @@
               <w:spacing w:after="10" w:before="0"/>
               <w:ind w:left="120"/>
             </w:pPr>
-            <w:hyperlink w:history="1" r:id="rIdnbwvlofg0ax5_i0fwnk8o">
+            <w:hyperlink w:history="1" r:id="rIdulqwikk2f4iiorw0hwgrk">
               <w:r>
                 <w:rPr>
                   <w:rFonts w:ascii="Arial" w:cs="Arial" w:eastAsia="Arial" w:hAnsi="Arial"/>
@@ -12433,7 +12433,7 @@
             <w:pPr>
               <w:spacing w:after="20" w:before="0"/>
             </w:pPr>
-            <w:hyperlink w:history="1" r:id="rIdokrm4u85z0s0eeppbs01r">
+            <w:hyperlink w:history="1" r:id="rIdirbqhbbyvpakpd7jmin0c">
               <w:r>
                 <w:rPr>
                   <w:rFonts w:ascii="Arial" w:cs="Arial" w:eastAsia="Arial" w:hAnsi="Arial"/>
@@ -12466,7 +12466,7 @@
               <w:spacing w:after="10" w:before="0"/>
               <w:ind w:left="120"/>
             </w:pPr>
-            <w:hyperlink w:history="1" r:id="rIdlfwyebek0ab_uaxesyywd">
+            <w:hyperlink w:history="1" r:id="rId-lk16yrp6vuojb5wtk5id">
               <w:r>
                 <w:rPr>
                   <w:rFonts w:ascii="Arial" w:cs="Arial" w:eastAsia="Arial" w:hAnsi="Arial"/>
@@ -12666,7 +12666,7 @@
             <w:pPr>
               <w:spacing w:after="20" w:before="0"/>
             </w:pPr>
-            <w:hyperlink w:history="1" r:id="rIdxdcbca8ftbxwzeo8alrcv">
+            <w:hyperlink w:history="1" r:id="rIdt8ili7dwcecvecxjmdoga">
               <w:r>
                 <w:rPr>
                   <w:rFonts w:ascii="Arial" w:cs="Arial" w:eastAsia="Arial" w:hAnsi="Arial"/>
@@ -12699,7 +12699,7 @@
               <w:spacing w:after="10" w:before="0"/>
               <w:ind w:left="120"/>
             </w:pPr>
-            <w:hyperlink w:history="1" r:id="rIdktoee2frx6hjgjtfx-pi4">
+            <w:hyperlink w:history="1" r:id="rIdggsuzu8nm6b1jrldyvoyy">
               <w:r>
                 <w:rPr>
                   <w:rFonts w:ascii="Arial" w:cs="Arial" w:eastAsia="Arial" w:hAnsi="Arial"/>
@@ -12744,7 +12744,7 @@
             <w:pPr>
               <w:spacing w:after="20" w:before="0"/>
             </w:pPr>
-            <w:hyperlink w:history="1" r:id="rIdf-ofcicqhtpzvvj2gfbsy">
+            <w:hyperlink w:history="1" r:id="rId9s4q1o_endpb5ty9rxj4k">
               <w:r>
                 <w:rPr>
                   <w:rFonts w:ascii="Arial" w:cs="Arial" w:eastAsia="Arial" w:hAnsi="Arial"/>
@@ -12777,7 +12777,7 @@
               <w:spacing w:after="10" w:before="0"/>
               <w:ind w:left="120"/>
             </w:pPr>
-            <w:hyperlink w:history="1" r:id="rIdok_gokh1agg8mxdhiewuf">
+            <w:hyperlink w:history="1" r:id="rIdtc7b3jpe2opso8bzqb88-">
               <w:r>
                 <w:rPr>
                   <w:rFonts w:ascii="Arial" w:cs="Arial" w:eastAsia="Arial" w:hAnsi="Arial"/>
@@ -12977,7 +12977,7 @@
             <w:pPr>
               <w:spacing w:after="20" w:before="0"/>
             </w:pPr>
-            <w:hyperlink w:history="1" r:id="rIdprj7j1x1xk3snklcc8xnt">
+            <w:hyperlink w:history="1" r:id="rIdrsldm1dyvz6kuxlhdfpaj">
               <w:r>
                 <w:rPr>
                   <w:rFonts w:ascii="Arial" w:cs="Arial" w:eastAsia="Arial" w:hAnsi="Arial"/>
@@ -13026,7 +13026,7 @@
               <w:spacing w:after="10" w:before="0"/>
               <w:ind w:left="120"/>
             </w:pPr>
-            <w:hyperlink w:history="1" r:id="rIdryeygmovxkmyikfjvlcur">
+            <w:hyperlink w:history="1" r:id="rId46izj_hht2bnsjchkeojn">
               <w:r>
                 <w:rPr>
                   <w:rFonts w:ascii="Arial" w:cs="Arial" w:eastAsia="Arial" w:hAnsi="Arial"/>
@@ -13071,7 +13071,7 @@
             <w:pPr>
               <w:spacing w:after="20" w:before="0"/>
             </w:pPr>
-            <w:hyperlink w:history="1" r:id="rIdw-uwitcsvfnga9yhitntn">
+            <w:hyperlink w:history="1" r:id="rIdgrijfs6joqwmtngh2o6jm">
               <w:r>
                 <w:rPr>
                   <w:rFonts w:ascii="Arial" w:cs="Arial" w:eastAsia="Arial" w:hAnsi="Arial"/>
@@ -13120,7 +13120,7 @@
               <w:spacing w:after="10" w:before="0"/>
               <w:ind w:left="120"/>
             </w:pPr>
-            <w:hyperlink w:history="1" r:id="rId64khz1v9wtdqhqd7q_k_s">
+            <w:hyperlink w:history="1" r:id="rIdanbn7ztq3qwdrovm0lc9r">
               <w:r>
                 <w:rPr>
                   <w:rFonts w:ascii="Arial" w:cs="Arial" w:eastAsia="Arial" w:hAnsi="Arial"/>
@@ -13320,7 +13320,7 @@
             <w:pPr>
               <w:spacing w:after="20" w:before="0"/>
             </w:pPr>
-            <w:hyperlink w:history="1" r:id="rIdgvlv6aw8ts7eufh-tgvuc">
+            <w:hyperlink w:history="1" r:id="rIdojrbtrmqnliyktuf-ycla">
               <w:r>
                 <w:rPr>
                   <w:rFonts w:ascii="Arial" w:cs="Arial" w:eastAsia="Arial" w:hAnsi="Arial"/>
@@ -13369,7 +13369,7 @@
               <w:spacing w:after="10" w:before="0"/>
               <w:ind w:left="120"/>
             </w:pPr>
-            <w:hyperlink w:history="1" r:id="rId41e8mpukb5o07haz8knlk">
+            <w:hyperlink w:history="1" r:id="rIdvkf7galgidjz3-uwby7vu">
               <w:r>
                 <w:rPr>
                   <w:rFonts w:ascii="Arial" w:cs="Arial" w:eastAsia="Arial" w:hAnsi="Arial"/>
@@ -13414,7 +13414,7 @@
             <w:pPr>
               <w:spacing w:after="20" w:before="0"/>
             </w:pPr>
-            <w:hyperlink w:history="1" r:id="rIdftozwslvf8pz4-2authvz">
+            <w:hyperlink w:history="1" r:id="rIdbzxfxdlc1x_0fg1iniqwz">
               <w:r>
                 <w:rPr>
                   <w:rFonts w:ascii="Arial" w:cs="Arial" w:eastAsia="Arial" w:hAnsi="Arial"/>
@@ -13463,7 +13463,7 @@
               <w:spacing w:after="10" w:before="0"/>
               <w:ind w:left="120"/>
             </w:pPr>
-            <w:hyperlink w:history="1" r:id="rIdrujt1moquecihp16emftc">
+            <w:hyperlink w:history="1" r:id="rId2gmf5j508ma5ejyhejrdw">
               <w:r>
                 <w:rPr>
                   <w:rFonts w:ascii="Arial" w:cs="Arial" w:eastAsia="Arial" w:hAnsi="Arial"/>
@@ -13663,7 +13663,7 @@
             <w:pPr>
               <w:spacing w:after="20" w:before="0"/>
             </w:pPr>
-            <w:hyperlink w:history="1" r:id="rIdfo8kv9qpviiw3ghgujhcv">
+            <w:hyperlink w:history="1" r:id="rIdsltn5k0guvlk74voyjmcx">
               <w:r>
                 <w:rPr>
                   <w:rFonts w:ascii="Arial" w:cs="Arial" w:eastAsia="Arial" w:hAnsi="Arial"/>
@@ -13712,7 +13712,7 @@
               <w:spacing w:after="10" w:before="0"/>
               <w:ind w:left="120"/>
             </w:pPr>
-            <w:hyperlink w:history="1" r:id="rIddd8p_7mdms02lzjolphi-">
+            <w:hyperlink w:history="1" r:id="rIdt7hbhbnhtw26wnkp7ctk8">
               <w:r>
                 <w:rPr>
                   <w:rFonts w:ascii="Arial" w:cs="Arial" w:eastAsia="Arial" w:hAnsi="Arial"/>
@@ -13757,7 +13757,7 @@
             <w:pPr>
               <w:spacing w:after="20" w:before="0"/>
             </w:pPr>
-            <w:hyperlink w:history="1" r:id="rIdg7llqo4puuhgoqy7ivijp">
+            <w:hyperlink w:history="1" r:id="rId5eb5hffosz0iwyvqdyyqe">
               <w:r>
                 <w:rPr>
                   <w:rFonts w:ascii="Arial" w:cs="Arial" w:eastAsia="Arial" w:hAnsi="Arial"/>
@@ -13806,7 +13806,7 @@
               <w:spacing w:after="10" w:before="0"/>
               <w:ind w:left="120"/>
             </w:pPr>
-            <w:hyperlink w:history="1" r:id="rId2g74j9k3m1ysvbiw00qlo">
+            <w:hyperlink w:history="1" r:id="rId57pl78t5sup2rmfawwlhu">
               <w:r>
                 <w:rPr>
                   <w:rFonts w:ascii="Arial" w:cs="Arial" w:eastAsia="Arial" w:hAnsi="Arial"/>
@@ -14331,7 +14331,7 @@
         </w:rPr>
         <w:t xml:space="preserve">© 2026 SeaVuria and ARES. Aligned with KICD objectives. Developed by SeaVuria; technical implementation by ARES (with AI assistance from Claude). Licensed under </w:t>
       </w:r>
-      <w:hyperlink w:history="1" r:id="rIdktdrh_mslwxtut1xmpzie">
+      <w:hyperlink w:history="1" r:id="rIdekb-to91wko3rzipcgdei">
         <w:r>
           <w:rPr>
             <w:rFonts w:ascii="Arial" w:cs="Arial" w:eastAsia="Arial" w:hAnsi="Arial"/>
@@ -14352,7 +14352,7 @@
         </w:rPr>
         <w:t xml:space="preserve"> (</w:t>
       </w:r>
-      <w:hyperlink w:history="1" r:id="rIdygad7ug5jai6_xfopfbtd">
+      <w:hyperlink w:history="1" r:id="rId0winnykaonl_ytpuixkxl">
         <w:r>
           <w:rPr>
             <w:rFonts w:ascii="Arial" w:cs="Arial" w:eastAsia="Arial" w:hAnsi="Arial"/>
@@ -15392,7 +15392,7 @@
             <w:pPr>
               <w:spacing w:after="20" w:before="0"/>
             </w:pPr>
-            <w:hyperlink w:history="1" r:id="rIdxer_lc_zwokswnjvqxr-f">
+            <w:hyperlink w:history="1" r:id="rId-vg0ndfmabifcerxzrok9">
               <w:r>
                 <w:rPr>
                   <w:rFonts w:ascii="Arial" w:cs="Arial" w:eastAsia="Arial" w:hAnsi="Arial"/>
@@ -15425,7 +15425,7 @@
               <w:spacing w:after="10" w:before="0"/>
               <w:ind w:left="120"/>
             </w:pPr>
-            <w:hyperlink w:history="1" r:id="rIdc4mrij-pla7conlo1_len">
+            <w:hyperlink w:history="1" r:id="rIdajpi4wbtk0fbl3oeuayeg">
               <w:r>
                 <w:rPr>
                   <w:rFonts w:ascii="Arial" w:cs="Arial" w:eastAsia="Arial" w:hAnsi="Arial"/>
@@ -15470,7 +15470,7 @@
             <w:pPr>
               <w:spacing w:after="20" w:before="0"/>
             </w:pPr>
-            <w:hyperlink w:history="1" r:id="rIdmqcexvax3b4erzz-8hfz9">
+            <w:hyperlink w:history="1" r:id="rIdggxp07ctaj3phyeabpq02">
               <w:r>
                 <w:rPr>
                   <w:rFonts w:ascii="Arial" w:cs="Arial" w:eastAsia="Arial" w:hAnsi="Arial"/>
@@ -15503,7 +15503,7 @@
               <w:spacing w:after="10" w:before="0"/>
               <w:ind w:left="120"/>
             </w:pPr>
-            <w:hyperlink w:history="1" r:id="rId5v72jjufrnwjk5y6d73ss">
+            <w:hyperlink w:history="1" r:id="rId2inztt1nubqhhlz6pkxub">
               <w:r>
                 <w:rPr>
                   <w:rFonts w:ascii="Arial" w:cs="Arial" w:eastAsia="Arial" w:hAnsi="Arial"/>
@@ -15703,7 +15703,7 @@
             <w:pPr>
               <w:spacing w:after="20" w:before="0"/>
             </w:pPr>
-            <w:hyperlink w:history="1" r:id="rIdgu5f0g1bemi23ybqbqjr_">
+            <w:hyperlink w:history="1" r:id="rIdkrdxiuq-arkuxxezpmsx_">
               <w:r>
                 <w:rPr>
                   <w:rFonts w:ascii="Arial" w:cs="Arial" w:eastAsia="Arial" w:hAnsi="Arial"/>
@@ -15736,7 +15736,7 @@
               <w:spacing w:after="10" w:before="0"/>
               <w:ind w:left="120"/>
             </w:pPr>
-            <w:hyperlink w:history="1" r:id="rId-yujcpgkritfpgmhf_uce">
+            <w:hyperlink w:history="1" r:id="rIdjsvbt2fogpj6ihvl3awl2">
               <w:r>
                 <w:rPr>
                   <w:rFonts w:ascii="Arial" w:cs="Arial" w:eastAsia="Arial" w:hAnsi="Arial"/>
@@ -15781,7 +15781,7 @@
             <w:pPr>
               <w:spacing w:after="20" w:before="0"/>
             </w:pPr>
-            <w:hyperlink w:history="1" r:id="rIdjh5zhkjfw-lksj3s2s7dw">
+            <w:hyperlink w:history="1" r:id="rIdmmcyo5fh8y6wf1fsl8pxi">
               <w:r>
                 <w:rPr>
                   <w:rFonts w:ascii="Arial" w:cs="Arial" w:eastAsia="Arial" w:hAnsi="Arial"/>
@@ -15814,7 +15814,7 @@
               <w:spacing w:after="10" w:before="0"/>
               <w:ind w:left="120"/>
             </w:pPr>
-            <w:hyperlink w:history="1" r:id="rIdeckkujx8_q07qaw6cc_0n">
+            <w:hyperlink w:history="1" r:id="rIdlfjx6_g6eibkmdnuppkbf">
               <w:r>
                 <w:rPr>
                   <w:rFonts w:ascii="Arial" w:cs="Arial" w:eastAsia="Arial" w:hAnsi="Arial"/>
@@ -16014,7 +16014,7 @@
             <w:pPr>
               <w:spacing w:after="20" w:before="0"/>
             </w:pPr>
-            <w:hyperlink w:history="1" r:id="rIdyerjlazpagokfwweh0gk2">
+            <w:hyperlink w:history="1" r:id="rIdsjf76nclbt0re0bknbk-7">
               <w:r>
                 <w:rPr>
                   <w:rFonts w:ascii="Arial" w:cs="Arial" w:eastAsia="Arial" w:hAnsi="Arial"/>
@@ -16063,7 +16063,7 @@
               <w:spacing w:after="10" w:before="0"/>
               <w:ind w:left="120"/>
             </w:pPr>
-            <w:hyperlink w:history="1" r:id="rIdr-pyssjchcmmp2ekdix3q">
+            <w:hyperlink w:history="1" r:id="rIddehlvvpehli_lruz1g-2t">
               <w:r>
                 <w:rPr>
                   <w:rFonts w:ascii="Arial" w:cs="Arial" w:eastAsia="Arial" w:hAnsi="Arial"/>
@@ -16108,7 +16108,7 @@
             <w:pPr>
               <w:spacing w:after="20" w:before="0"/>
             </w:pPr>
-            <w:hyperlink w:history="1" r:id="rIdzunqiav9gjlrjazymgcd5">
+            <w:hyperlink w:history="1" r:id="rId-bv0tuhcxh_pubv0zyy5q">
               <w:r>
                 <w:rPr>
                   <w:rFonts w:ascii="Arial" w:cs="Arial" w:eastAsia="Arial" w:hAnsi="Arial"/>
@@ -16141,7 +16141,7 @@
               <w:spacing w:after="10" w:before="0"/>
               <w:ind w:left="120"/>
             </w:pPr>
-            <w:hyperlink w:history="1" r:id="rIdtotueuox3tuygnp5ij5dt">
+            <w:hyperlink w:history="1" r:id="rIdgkfddzzgz4wifvgvvo10i">
               <w:r>
                 <w:rPr>
                   <w:rFonts w:ascii="Arial" w:cs="Arial" w:eastAsia="Arial" w:hAnsi="Arial"/>
@@ -16341,7 +16341,7 @@
             <w:pPr>
               <w:spacing w:after="20" w:before="0"/>
             </w:pPr>
-            <w:hyperlink w:history="1" r:id="rIdpqdv2xtkbuumd10_xftho">
+            <w:hyperlink w:history="1" r:id="rIdv2qjehabu6ps-cpfsjinf">
               <w:r>
                 <w:rPr>
                   <w:rFonts w:ascii="Arial" w:cs="Arial" w:eastAsia="Arial" w:hAnsi="Arial"/>
@@ -16390,7 +16390,7 @@
               <w:spacing w:after="10" w:before="0"/>
               <w:ind w:left="120"/>
             </w:pPr>
-            <w:hyperlink w:history="1" r:id="rIdak4th2i5yczr8gz-kpezk">
+            <w:hyperlink w:history="1" r:id="rIdlw0hn-4sp8ix8azrzrftu">
               <w:r>
                 <w:rPr>
                   <w:rFonts w:ascii="Arial" w:cs="Arial" w:eastAsia="Arial" w:hAnsi="Arial"/>
@@ -16435,7 +16435,7 @@
             <w:pPr>
               <w:spacing w:after="20" w:before="0"/>
             </w:pPr>
-            <w:hyperlink w:history="1" r:id="rIdnrbsg6un-eq_0vm-4hafh">
+            <w:hyperlink w:history="1" r:id="rIdacktcgzbpbhos0qe9f2fz">
               <w:r>
                 <w:rPr>
                   <w:rFonts w:ascii="Arial" w:cs="Arial" w:eastAsia="Arial" w:hAnsi="Arial"/>
@@ -16468,7 +16468,7 @@
               <w:spacing w:after="10" w:before="0"/>
               <w:ind w:left="120"/>
             </w:pPr>
-            <w:hyperlink w:history="1" r:id="rId9vifpbcczo5il-ibymboz">
+            <w:hyperlink w:history="1" r:id="rIdpoagrtak1uvkc07l2dimd">
               <w:r>
                 <w:rPr>
                   <w:rFonts w:ascii="Arial" w:cs="Arial" w:eastAsia="Arial" w:hAnsi="Arial"/>
@@ -16668,7 +16668,7 @@
             <w:pPr>
               <w:spacing w:after="20" w:before="0"/>
             </w:pPr>
-            <w:hyperlink w:history="1" r:id="rIdzqs_xqaszomkqo-dsb29w">
+            <w:hyperlink w:history="1" r:id="rIdf2vjvqfalecyeiugzyufk">
               <w:r>
                 <w:rPr>
                   <w:rFonts w:ascii="Arial" w:cs="Arial" w:eastAsia="Arial" w:hAnsi="Arial"/>
@@ -16717,7 +16717,7 @@
               <w:spacing w:after="10" w:before="0"/>
               <w:ind w:left="120"/>
             </w:pPr>
-            <w:hyperlink w:history="1" r:id="rIdjz4mqjaskoa5enb9l2yy5">
+            <w:hyperlink w:history="1" r:id="rIdjhbrscvplzrvng0k64lp_">
               <w:r>
                 <w:rPr>
                   <w:rFonts w:ascii="Arial" w:cs="Arial" w:eastAsia="Arial" w:hAnsi="Arial"/>
@@ -16762,7 +16762,7 @@
             <w:pPr>
               <w:spacing w:after="20" w:before="0"/>
             </w:pPr>
-            <w:hyperlink w:history="1" r:id="rIdnoaiesvjiqp5owpdtzwez">
+            <w:hyperlink w:history="1" r:id="rIdhrfunm8zk6omoosd2c9j8">
               <w:r>
                 <w:rPr>
                   <w:rFonts w:ascii="Arial" w:cs="Arial" w:eastAsia="Arial" w:hAnsi="Arial"/>
@@ -16795,7 +16795,7 @@
               <w:spacing w:after="10" w:before="0"/>
               <w:ind w:left="120"/>
             </w:pPr>
-            <w:hyperlink w:history="1" r:id="rIde7tx5ncw3ah1kastu4npy">
+            <w:hyperlink w:history="1" r:id="rIdp8bagerizrquif8it9qhh">
               <w:r>
                 <w:rPr>
                   <w:rFonts w:ascii="Arial" w:cs="Arial" w:eastAsia="Arial" w:hAnsi="Arial"/>
@@ -17320,7 +17320,7 @@
         </w:rPr>
         <w:t xml:space="preserve">© 2026 SeaVuria and ARES. Aligned with KICD objectives. Developed by SeaVuria; technical implementation by ARES (with AI assistance from Claude). Licensed under </w:t>
       </w:r>
-      <w:hyperlink w:history="1" r:id="rIdzjwrhnmf9lnogsmktiyu2">
+      <w:hyperlink w:history="1" r:id="rId6bo9wdsi3rnh57lhi3l_0">
         <w:r>
           <w:rPr>
             <w:rFonts w:ascii="Arial" w:cs="Arial" w:eastAsia="Arial" w:hAnsi="Arial"/>
@@ -17341,7 +17341,7 @@
         </w:rPr>
         <w:t xml:space="preserve"> (</w:t>
       </w:r>
-      <w:hyperlink w:history="1" r:id="rIddq889y-nmhdim3mma6wd3">
+      <w:hyperlink w:history="1" r:id="rId4pcu7mzundkoekqvmpgfo">
         <w:r>
           <w:rPr>
             <w:rFonts w:ascii="Arial" w:cs="Arial" w:eastAsia="Arial" w:hAnsi="Arial"/>
@@ -18381,7 +18381,7 @@
             <w:pPr>
               <w:spacing w:after="20" w:before="0"/>
             </w:pPr>
-            <w:hyperlink w:history="1" r:id="rIdbme3cvms5sk-uowz88sro">
+            <w:hyperlink w:history="1" r:id="rIddzk_qgletoao5h-j-ufya">
               <w:r>
                 <w:rPr>
                   <w:rFonts w:ascii="Arial" w:cs="Arial" w:eastAsia="Arial" w:hAnsi="Arial"/>
@@ -18414,7 +18414,7 @@
               <w:spacing w:after="10" w:before="0"/>
               <w:ind w:left="120"/>
             </w:pPr>
-            <w:hyperlink w:history="1" r:id="rIddl485ectwzg3gbkj8ilz7">
+            <w:hyperlink w:history="1" r:id="rId4de7i3qhafei_kqaej86j">
               <w:r>
                 <w:rPr>
                   <w:rFonts w:ascii="Arial" w:cs="Arial" w:eastAsia="Arial" w:hAnsi="Arial"/>
@@ -18476,7 +18476,7 @@
               <w:spacing w:after="10" w:before="0"/>
               <w:ind w:left="120"/>
             </w:pPr>
-            <w:hyperlink w:history="1" r:id="rId2auawmsaic3wxu4toxhxf">
+            <w:hyperlink w:history="1" r:id="rIdpmfxq8lbvtubrar8_m6rp">
               <w:r>
                 <w:rPr>
                   <w:rFonts w:ascii="Arial" w:cs="Arial" w:eastAsia="Arial" w:hAnsi="Arial"/>
@@ -18691,7 +18691,7 @@
             <w:pPr>
               <w:spacing w:after="20" w:before="0"/>
             </w:pPr>
-            <w:hyperlink w:history="1" r:id="rId0olz0qij7yljfwn4numdo">
+            <w:hyperlink w:history="1" r:id="rId7yfuyrpmqudna-otrsb0d">
               <w:r>
                 <w:rPr>
                   <w:rFonts w:ascii="Arial" w:cs="Arial" w:eastAsia="Arial" w:hAnsi="Arial"/>
@@ -18724,7 +18724,7 @@
               <w:spacing w:after="10" w:before="0"/>
               <w:ind w:left="120"/>
             </w:pPr>
-            <w:hyperlink w:history="1" r:id="rId_6ccvpz9bgtszzdnqowog">
+            <w:hyperlink w:history="1" r:id="rIdf4x0fgbsojox9ien5ddaw">
               <w:r>
                 <w:rPr>
                   <w:rFonts w:ascii="Arial" w:cs="Arial" w:eastAsia="Arial" w:hAnsi="Arial"/>
@@ -18786,7 +18786,7 @@
               <w:spacing w:after="10" w:before="0"/>
               <w:ind w:left="120"/>
             </w:pPr>
-            <w:hyperlink w:history="1" r:id="rId00nef7ccm_4fqpg4xou-s">
+            <w:hyperlink w:history="1" r:id="rIdncnn4nsyxevulh-eqredr">
               <w:r>
                 <w:rPr>
                   <w:rFonts w:ascii="Arial" w:cs="Arial" w:eastAsia="Arial" w:hAnsi="Arial"/>
@@ -19001,7 +19001,7 @@
             <w:pPr>
               <w:spacing w:after="20" w:before="0"/>
             </w:pPr>
-            <w:hyperlink w:history="1" r:id="rId6_eweh_zexhlzbppp1wjf">
+            <w:hyperlink w:history="1" r:id="rIdrk9lvozzt8jpmfd1ffmwx">
               <w:r>
                 <w:rPr>
                   <w:rFonts w:ascii="Arial" w:cs="Arial" w:eastAsia="Arial" w:hAnsi="Arial"/>
@@ -19050,7 +19050,7 @@
               <w:spacing w:after="10" w:before="0"/>
               <w:ind w:left="120"/>
             </w:pPr>
-            <w:hyperlink w:history="1" r:id="rIdrlv25tsefhzjvn67wvi13">
+            <w:hyperlink w:history="1" r:id="rIdi724vfbxbfmnjrvalcyk9">
               <w:r>
                 <w:rPr>
                   <w:rFonts w:ascii="Arial" w:cs="Arial" w:eastAsia="Arial" w:hAnsi="Arial"/>
@@ -19112,7 +19112,7 @@
               <w:spacing w:after="10" w:before="0"/>
               <w:ind w:left="120"/>
             </w:pPr>
-            <w:hyperlink w:history="1" r:id="rIdkltbc-ywrtjlj5suvqbuh">
+            <w:hyperlink w:history="1" r:id="rIdxtn-rp15fkkcczz0zvsy1">
               <w:r>
                 <w:rPr>
                   <w:rFonts w:ascii="Arial" w:cs="Arial" w:eastAsia="Arial" w:hAnsi="Arial"/>
@@ -19327,7 +19327,7 @@
             <w:pPr>
               <w:spacing w:after="20" w:before="0"/>
             </w:pPr>
-            <w:hyperlink w:history="1" r:id="rIdeatbydetyrimb-ayrkwxv">
+            <w:hyperlink w:history="1" r:id="rIdpg4im21v_rssyskt534_a">
               <w:r>
                 <w:rPr>
                   <w:rFonts w:ascii="Arial" w:cs="Arial" w:eastAsia="Arial" w:hAnsi="Arial"/>
@@ -19360,7 +19360,7 @@
               <w:spacing w:after="10" w:before="0"/>
               <w:ind w:left="120"/>
             </w:pPr>
-            <w:hyperlink w:history="1" r:id="rIdpruq6cwbtmpzrzjrzio0u">
+            <w:hyperlink w:history="1" r:id="rIdurl_taomykoytibflhfjq">
               <w:r>
                 <w:rPr>
                   <w:rFonts w:ascii="Arial" w:cs="Arial" w:eastAsia="Arial" w:hAnsi="Arial"/>
@@ -19422,7 +19422,7 @@
               <w:spacing w:after="10" w:before="0"/>
               <w:ind w:left="120"/>
             </w:pPr>
-            <w:hyperlink w:history="1" r:id="rIdfy9j1oq99koam8svjhcm4">
+            <w:hyperlink w:history="1" r:id="rIdozoiilefbs2ogwjfpvpi_">
               <w:r>
                 <w:rPr>
                   <w:rFonts w:ascii="Arial" w:cs="Arial" w:eastAsia="Arial" w:hAnsi="Arial"/>
@@ -19637,7 +19637,7 @@
             <w:pPr>
               <w:spacing w:after="20" w:before="0"/>
             </w:pPr>
-            <w:hyperlink w:history="1" r:id="rIdyuiabkgdsv330or8zre-5">
+            <w:hyperlink w:history="1" r:id="rIdsf3ypr7eglzhqnye_wk5e">
               <w:r>
                 <w:rPr>
                   <w:rFonts w:ascii="Arial" w:cs="Arial" w:eastAsia="Arial" w:hAnsi="Arial"/>
@@ -19670,7 +19670,7 @@
               <w:spacing w:after="10" w:before="0"/>
               <w:ind w:left="120"/>
             </w:pPr>
-            <w:hyperlink w:history="1" r:id="rIdf6mhfjcszqq9ax2wlsfr5">
+            <w:hyperlink w:history="1" r:id="rIdwz794xwzgewnblffj-gxi">
               <w:r>
                 <w:rPr>
                   <w:rFonts w:ascii="Arial" w:cs="Arial" w:eastAsia="Arial" w:hAnsi="Arial"/>
@@ -19732,7 +19732,7 @@
               <w:spacing w:after="10" w:before="0"/>
               <w:ind w:left="120"/>
             </w:pPr>
-            <w:hyperlink w:history="1" r:id="rIdng5gilzoqyrl7cqzh1hnp">
+            <w:hyperlink w:history="1" r:id="rIdsxrm8gbw4pqr9elhxtzmo">
               <w:r>
                 <w:rPr>
                   <w:rFonts w:ascii="Arial" w:cs="Arial" w:eastAsia="Arial" w:hAnsi="Arial"/>
@@ -20272,7 +20272,7 @@
         </w:rPr>
         <w:t xml:space="preserve">© 2026 SeaVuria and ARES. Aligned with KICD objectives. Developed by SeaVuria; technical implementation by ARES (with AI assistance from Claude). Licensed under </w:t>
       </w:r>
-      <w:hyperlink w:history="1" r:id="rIdp5nlgwbxulu1fpdlckpm_">
+      <w:hyperlink w:history="1" r:id="rIdosimg30itqjjakson0x4j">
         <w:r>
           <w:rPr>
             <w:rFonts w:ascii="Arial" w:cs="Arial" w:eastAsia="Arial" w:hAnsi="Arial"/>
@@ -20293,7 +20293,7 @@
         </w:rPr>
         <w:t xml:space="preserve"> (</w:t>
       </w:r>
-      <w:hyperlink w:history="1" r:id="rIdxzrpervkrzzmo3u7fzo2b">
+      <w:hyperlink w:history="1" r:id="rIdyvlpplw3xbsgoqgjma7bx">
         <w:r>
           <w:rPr>
             <w:rFonts w:ascii="Arial" w:cs="Arial" w:eastAsia="Arial" w:hAnsi="Arial"/>
